--- a/applications/word/23_AlternativeStaffing_CV.docx
+++ b/applications/word/23_AlternativeStaffing_CV.docx
@@ -35,7 +35,7 @@
           <w:color w:val="222222"/>
           <w:sz w:val="21"/>
         </w:rPr>
-        <w:t>Dublin/Columbus, OH</w:t>
+        <w:t>Dublin/Dublin, OH</w:t>
       </w:r>
       <w:r>
         <w:rPr>
@@ -252,7 +252,7 @@
           <w:color w:val="222222"/>
           <w:sz w:val="22"/>
         </w:rPr>
-        <w:t>Communications &amp; Operations Trainer | Maersk</w:t>
+        <w:t>Office shipping Clerk, Communications &amp; Operations Trainer | Maersk</w:t>
       </w:r>
     </w:p>
     <w:p>
@@ -267,7 +267,7 @@
           <w:color w:val="555555"/>
           <w:sz w:val="20"/>
         </w:rPr>
-        <w:t>Columbus, OH | December 2024 – Present</w:t>
+        <w:t>Columbus, OH | January 2025 – Present</w:t>
       </w:r>
     </w:p>
     <w:p>
@@ -625,7 +625,7 @@
           <w:color w:val="555555"/>
           <w:sz w:val="20"/>
         </w:rPr>
-        <w:t>January 2023 – November 2024</w:t>
+        <w:t>January 2023 – January 2024</w:t>
       </w:r>
     </w:p>
     <w:p>
